--- a/DBTUNING/ch24_ADDM자동진단/ch24_실습문제.docx
+++ b/DBTUNING/ch24_ADDM자동진단/ch24_실습문제.docx
@@ -7,7 +7,7 @@
         <w:pStyle w:val="Heading1"/>
       </w:pPr>
       <w:r>
-        <w:t>제9장  ADDM — 자동 진단 결과 해석 · 실습문제</w:t>
+        <w:t>제ch24  ADDM — 자동 진단 결과 해석 · 실습문제</w:t>
       </w:r>
     </w:p>
     <w:p>

--- a/DBTUNING/ch24_ADDM자동진단/ch24_실습문제.docx
+++ b/DBTUNING/ch24_ADDM자동진단/ch24_실습문제.docx
@@ -7,7 +7,7 @@
         <w:pStyle w:val="Heading1"/>
       </w:pPr>
       <w:r>
-        <w:t>제ch24  ADDM — 자동 진단 결과 해석 · 실습문제</w:t>
+        <w:t>ch24  ADDM — 자동 진단 결과 해석 · 실습문제</w:t>
       </w:r>
     </w:p>
     <w:p>
